--- a/docs/partners/inn-mbt-investment-history-2026-04-20.docx
+++ b/docs/partners/inn-mbt-investment-history-2026-04-20.docx
@@ -2,7 +2,7 @@
 <file path=word/document.xml><?xml version="1.0" encoding="utf-8"?>
 <w:document xmlns:w="http://schemas.openxmlformats.org/wordprocessingml/2006/main" xmlns:m="http://schemas.openxmlformats.org/officeDocument/2006/math" xmlns:r="http://schemas.openxmlformats.org/officeDocument/2006/relationships" xmlns:o="urn:schemas-microsoft-com:office:office" xmlns:v="urn:schemas-microsoft-com:vml" xmlns:w10="urn:schemas-microsoft-com:office:word" xmlns:a="http://schemas.openxmlformats.org/drawingml/2006/main" xmlns:pic="http://schemas.openxmlformats.org/drawingml/2006/picture" xmlns:wp="http://schemas.openxmlformats.org/drawingml/2006/wordprocessingDrawing">
   <w:body>
-    <w:bookmarkStart w:id="17" w:name="inn-mbt-platform-investment-history"/>
+    <w:bookmarkStart w:id="18" w:name="inn-mbt-platform-investment-history"/>
     <w:p>
       <w:pPr>
         <w:pStyle w:val="Heading1"/>
@@ -980,13 +980,13 @@
       </w:r>
     </w:p>
     <w:bookmarkEnd w:id="12"/>
-    <w:bookmarkStart w:id="13" w:name="X1f3a6586570be93463c1700d19fadb908e0f2e4"/>
+    <w:bookmarkStart w:id="13" w:name="Xfdadf1a0d8ccbd525db4515a7aa385172e6bd85"/>
     <w:p>
       <w:pPr>
         <w:pStyle w:val="Heading2"/>
       </w:pPr>
       <w:r>
-        <w:t xml:space="preserve">Chase’s personal-account outlays since leaving Natchez</w:t>
+        <w:t xml:space="preserve">Scan2Plan receivable — Tuthill Design A/R, not Chase-personal</w:t>
       </w:r>
     </w:p>
     <w:p>
@@ -994,20 +994,25 @@
         <w:pStyle w:val="FirstParagraph"/>
       </w:pPr>
       <w:r>
-        <w:t xml:space="preserve">Chase has been spending from his personal account for ecosystem work since he was last physically in Natchez. These need to be recognized from an accounting standpoint as</w:t>
-      </w:r>
-      <w:r>
-        <w:t xml:space="preserve"> </w:t>
-      </w:r>
+        <w:t xml:space="preserve">Separate from the Tracy+Amy investment ledger and the Chase-personal pass-through ledger below, there is one more major receivable the ecosystem needs to track:</w:t>
+      </w:r>
+    </w:p>
+    <w:p>
+      <w:pPr>
+        <w:pStyle w:val="BodyText"/>
+      </w:pPr>
       <w:r>
         <w:rPr>
           <w:b/>
           <w:bCs/>
         </w:rPr>
-        <w:t xml:space="preserve">ecosystem expenses with Chase as creditor</w:t>
-      </w:r>
-      <w:r>
-        <w:t xml:space="preserve">, with any revenue that came in through the same personal account treated as</w:t>
+        <w:t xml:space="preserve">Scan2Plan owes $26,000 in accumulated royalties/fees</w:t>
+      </w:r>
+      <w:r>
+        <w:t xml:space="preserve"> </w:t>
+      </w:r>
+      <w:r>
+        <w:t xml:space="preserve">as of 2026-04-20. Under the 2026-04-20 PM restructure, Scan2Plan is contractually a client of</w:t>
       </w:r>
       <w:r>
         <w:t xml:space="preserve"> </w:t>
@@ -1017,13 +1022,13 @@
           <w:b/>
           <w:bCs/>
         </w:rPr>
-        <w:t xml:space="preserve">ecosystem income</w:t>
-      </w:r>
-      <w:r>
-        <w:t xml:space="preserve"> </w:t>
-      </w:r>
-      <w:r>
-        <w:t xml:space="preserve">(not Chase’s personal income).</w:t>
+        <w:t xml:space="preserve">Tuthill Design</w:t>
+      </w:r>
+      <w:r>
+        <w:t xml:space="preserve"> </w:t>
+      </w:r>
+      <w:r>
+        <w:t xml:space="preserve">(not a Chase-personal royalty relationship), so the $26k is properly an A/R on Tuthill Design’s books. The continuing ~$1,500/mo payment stream also flows to Tuthill, with distributions out to Chase + Elijah + Miles per a distribution policy TBD with Miles.</w:t>
       </w:r>
     </w:p>
     <w:p>
@@ -1031,17 +1036,19 @@
         <w:pStyle w:val="BodyText"/>
       </w:pPr>
       <w:r>
-        <w:rPr>
-          <w:b/>
-          <w:bCs/>
-        </w:rPr>
-        <w:t xml:space="preserve">Framing per Chase 2026-04-20:</w:t>
-      </w:r>
-      <w:r>
-        <w:t xml:space="preserve"> </w:t>
-      </w:r>
-      <w:r>
-        <w:t xml:space="preserve">“Everything that I’ve done since I’ve been gone as an expense. This is the income that I generated from it.”</w:t>
+        <w:t xml:space="preserve">Full account scope:</w:t>
+      </w:r>
+      <w:r>
+        <w:t xml:space="preserve"> </w:t>
+      </w:r>
+      <w:r>
+        <w:rPr>
+          <w:rStyle w:val="VerbatimChar"/>
+        </w:rPr>
+        <w:t xml:space="preserve">docs/partners/scan2plan-tuthill-account-2026-04-20.md</w:t>
+      </w:r>
+      <w:r>
+        <w:t xml:space="preserve">.</w:t>
       </w:r>
     </w:p>
     <w:p>
@@ -1049,33 +1056,19 @@
         <w:pStyle w:val="BodyText"/>
       </w:pPr>
       <w:r>
-        <w:t xml:space="preserve">Concretely what this means:</w:t>
-      </w:r>
-      <w:r>
-        <w:t xml:space="preserve"> </w:t>
-      </w:r>
-      <w:r>
-        <w:t xml:space="preserve">- Every dollar Chase paid out of his personal account for ecosystem purposes (software subscriptions, travel, shipping, equipment, contractor payments, hosting, domains, Sprinter-wrap deposits, anything) = an expense owed back to Chase by the ecosystem</w:t>
-      </w:r>
-      <w:r>
-        <w:t xml:space="preserve"> </w:t>
-      </w:r>
-      <w:r>
-        <w:t xml:space="preserve">- Every dollar that came into Chase’s personal account from ecosystem work (photography invoices, consulting fees, platform services billed under Chase’s name because the MBT account wasn’t set up yet) = ecosystem revenue, not Chase personal income</w:t>
-      </w:r>
-      <w:r>
-        <w:t xml:space="preserve"> </w:t>
-      </w:r>
-      <w:r>
-        <w:t xml:space="preserve">- Net-out at the end of the period: if expenses &gt; revenues, the ecosystem owes Chase. If revenues &gt; expenses, Chase owes the ecosystem (or it’s offset against his distributions).</w:t>
-      </w:r>
-    </w:p>
-    <w:p>
-      <w:pPr>
-        <w:pStyle w:val="BodyText"/>
-      </w:pPr>
-      <w:r>
-        <w:t xml:space="preserve">This bookkeeping true-up is separate from the Tracy+Amy investment tracking above. The two ledgers don’t touch each other — one is partners investing in the platform, the other is Chase’s personal-account pass-through activity being properly reclassified.</w:t>
+        <w:t xml:space="preserve">Implication for this doc: the</w:t>
+      </w:r>
+      <w:r>
+        <w:t xml:space="preserve"> </w:t>
+      </w:r>
+      <w:r>
+        <w:t xml:space="preserve">“Chase’s ~$18k/yr Scan2Plan royalty”</w:t>
+      </w:r>
+      <w:r>
+        <w:t xml:space="preserve"> </w:t>
+      </w:r>
+      <w:r>
+        <w:t xml:space="preserve">offset previously cited in the break-even math now flows to Chase as a distribution from Tuthill Design. Same approximate dollar outcome for Chase, but mechanically an ecosystem-internal flow (Tuthill → Chase) rather than external passive income. The $26k historical receivable is Tuthill’s to collect; accountant should confirm no double-counting if any of it was previously declared as Chase-personal income.</w:t>
       </w:r>
     </w:p>
     <w:p>
@@ -1086,13 +1079,13 @@
       </w:r>
     </w:p>
     <w:bookmarkEnd w:id="13"/>
-    <w:bookmarkStart w:id="14" w:name="X51d8a713c18d3345f6810f98a4c8f5867f477d2"/>
+    <w:bookmarkStart w:id="14" w:name="X1f3a6586570be93463c1700d19fadb908e0f2e4"/>
     <w:p>
       <w:pPr>
         <w:pStyle w:val="Heading2"/>
       </w:pPr>
       <w:r>
-        <w:t xml:space="preserve">Financial data locations — where the records live</w:t>
+        <w:t xml:space="preserve">Chase’s personal-account outlays since leaving Natchez</w:t>
       </w:r>
     </w:p>
     <w:p>
@@ -1100,352 +1093,36 @@
         <w:pStyle w:val="FirstParagraph"/>
       </w:pPr>
       <w:r>
-        <w:t xml:space="preserve">Everything Chase has mentioned exists in one of these three places. Accountant / counsel should be pointed here for the full true-up:</w:t>
-      </w:r>
-    </w:p>
-    <w:p>
-      <w:pPr>
-        <w:pStyle w:val="BodyText"/>
-      </w:pPr>
+        <w:t xml:space="preserve">Chase has been spending from his personal account for ecosystem work since he was last physically in Natchez. These need to be recognized from an accounting standpoint as</w:t>
+      </w:r>
+      <w:r>
+        <w:t xml:space="preserve"> </w:t>
+      </w:r>
       <w:r>
         <w:rPr>
           <w:b/>
           <w:bCs/>
         </w:rPr>
-        <w:t xml:space="preserve">In this repo</w:t>
-      </w:r>
-      <w:r>
-        <w:t xml:space="preserve"> </w:t>
-      </w:r>
-      <w:r>
-        <w:t xml:space="preserve">(already imported, git-tracked):</w:t>
-      </w:r>
-      <w:r>
-        <w:t xml:space="preserve"> </w:t>
-      </w:r>
-      <w:r>
-        <w:t xml:space="preserve">-</w:t>
-      </w:r>
-      <w:r>
-        <w:t xml:space="preserve"> </w:t>
-      </w:r>
-      <w:r>
-        <w:rPr>
-          <w:rStyle w:val="VerbatimChar"/>
-        </w:rPr>
-        <w:t xml:space="preserve">tax-db/chase_finance.db</w:t>
-      </w:r>
-      <w:r>
-        <w:t xml:space="preserve"> </w:t>
-      </w:r>
-      <w:r>
-        <w:t xml:space="preserve">— SQLite master database (per CLAUDE.md: 15+ tables, 49 opportunities, $1.4M pipeline)</w:t>
-      </w:r>
-      <w:r>
-        <w:t xml:space="preserve"> </w:t>
-      </w:r>
-      <w:r>
-        <w:t xml:space="preserve">-</w:t>
-      </w:r>
-      <w:r>
-        <w:t xml:space="preserve"> </w:t>
-      </w:r>
-      <w:r>
-        <w:rPr>
-          <w:rStyle w:val="VerbatimChar"/>
-        </w:rPr>
-        <w:t xml:space="preserve">tax-db/reports/finance-report.md</w:t>
-      </w:r>
-      <w:r>
-        <w:t xml:space="preserve"> </w:t>
-      </w:r>
-      <w:r>
-        <w:t xml:space="preserve">— prior synthesis report</w:t>
-      </w:r>
-      <w:r>
-        <w:t xml:space="preserve"> </w:t>
-      </w:r>
-      <w:r>
-        <w:t xml:space="preserve">-</w:t>
-      </w:r>
-      <w:r>
-        <w:t xml:space="preserve"> </w:t>
-      </w:r>
-      <w:r>
-        <w:rPr>
-          <w:rStyle w:val="VerbatimChar"/>
-        </w:rPr>
-        <w:t xml:space="preserve">tax-db/sofi-checking.csv</w:t>
-      </w:r>
-      <w:r>
-        <w:t xml:space="preserve"> </w:t>
-      </w:r>
-      <w:r>
-        <w:t xml:space="preserve">— Chase’s SoFi checking account export</w:t>
-      </w:r>
-      <w:r>
-        <w:t xml:space="preserve"> </w:t>
-      </w:r>
-      <w:r>
-        <w:t xml:space="preserve">-</w:t>
-      </w:r>
-      <w:r>
-        <w:t xml:space="preserve"> </w:t>
-      </w:r>
-      <w:r>
-        <w:rPr>
-          <w:rStyle w:val="VerbatimChar"/>
-        </w:rPr>
-        <w:t xml:space="preserve">tax-db/sofi_all_statements.csv</w:t>
-      </w:r>
-      <w:r>
-        <w:t xml:space="preserve"> </w:t>
-      </w:r>
-      <w:r>
-        <w:t xml:space="preserve">— all SoFi statements</w:t>
-      </w:r>
-      <w:r>
-        <w:t xml:space="preserve"> </w:t>
-      </w:r>
-      <w:r>
-        <w:t xml:space="preserve">-</w:t>
-      </w:r>
-      <w:r>
-        <w:t xml:space="preserve"> </w:t>
-      </w:r>
-      <w:r>
-        <w:rPr>
-          <w:rStyle w:val="VerbatimChar"/>
-        </w:rPr>
-        <w:t xml:space="preserve">tax-db/found_2025_jan_apr.csv</w:t>
-      </w:r>
-      <w:r>
-        <w:t xml:space="preserve"> </w:t>
-      </w:r>
-      <w:r>
-        <w:t xml:space="preserve">— Found.com banking, Jan–Apr 2025</w:t>
-      </w:r>
-      <w:r>
-        <w:t xml:space="preserve"> </w:t>
-      </w:r>
-      <w:r>
-        <w:t xml:space="preserve">-</w:t>
-      </w:r>
-      <w:r>
-        <w:t xml:space="preserve"> </w:t>
-      </w:r>
-      <w:r>
-        <w:rPr>
-          <w:rStyle w:val="VerbatimChar"/>
-        </w:rPr>
-        <w:t xml:space="preserve">tax-db/found_2025_may_aug.csv</w:t>
-      </w:r>
-      <w:r>
-        <w:t xml:space="preserve"> </w:t>
-      </w:r>
-      <w:r>
-        <w:t xml:space="preserve">— Found.com banking, May–Aug 2025</w:t>
-      </w:r>
-      <w:r>
-        <w:t xml:space="preserve"> </w:t>
-      </w:r>
-      <w:r>
-        <w:t xml:space="preserve">-</w:t>
-      </w:r>
-      <w:r>
-        <w:t xml:space="preserve"> </w:t>
-      </w:r>
-      <w:r>
-        <w:rPr>
-          <w:rStyle w:val="VerbatimChar"/>
-        </w:rPr>
-        <w:t xml:space="preserve">tax-db/found_2025_sep_nov.csv</w:t>
-      </w:r>
-      <w:r>
-        <w:t xml:space="preserve"> </w:t>
-      </w:r>
-      <w:r>
-        <w:t xml:space="preserve">— Found.com banking, Sep–Nov 2025</w:t>
-      </w:r>
-      <w:r>
-        <w:t xml:space="preserve"> </w:t>
-      </w:r>
-      <w:r>
-        <w:t xml:space="preserve">-</w:t>
-      </w:r>
-      <w:r>
-        <w:t xml:space="preserve"> </w:t>
-      </w:r>
-      <w:r>
-        <w:rPr>
-          <w:rStyle w:val="VerbatimChar"/>
-        </w:rPr>
-        <w:t xml:space="preserve">tax-db/tax-returns/found 2023-24.csv</w:t>
-      </w:r>
-      <w:r>
-        <w:t xml:space="preserve"> </w:t>
-      </w:r>
-      <w:r>
-        <w:t xml:space="preserve">— older Found data for prior year</w:t>
-      </w:r>
-      <w:r>
-        <w:t xml:space="preserve"> </w:t>
-      </w:r>
-      <w:r>
-        <w:t xml:space="preserve">-</w:t>
-      </w:r>
-      <w:r>
-        <w:t xml:space="preserve"> </w:t>
-      </w:r>
-      <w:r>
-        <w:rPr>
-          <w:rStyle w:val="VerbatimChar"/>
-        </w:rPr>
-        <w:t xml:space="preserve">tax-db/tax-returns/found 2023-24 personal removed.csv</w:t>
-      </w:r>
-      <w:r>
-        <w:t xml:space="preserve"> </w:t>
-      </w:r>
-      <w:r>
-        <w:t xml:space="preserve">— same with personal filtered out</w:t>
-      </w:r>
-      <w:r>
-        <w:t xml:space="preserve"> </w:t>
-      </w:r>
-      <w:r>
-        <w:t xml:space="preserve">-</w:t>
-      </w:r>
-      <w:r>
-        <w:t xml:space="preserve"> </w:t>
-      </w:r>
-      <w:r>
-        <w:rPr>
-          <w:rStyle w:val="VerbatimChar"/>
-        </w:rPr>
-        <w:t xml:space="preserve">tax-db/Financial-Records/Chase_s Taxes 2024-25/</w:t>
-      </w:r>
-      <w:r>
-        <w:t xml:space="preserve"> </w:t>
-      </w:r>
-      <w:r>
-        <w:t xml:space="preserve">— tax prep folder</w:t>
-      </w:r>
-    </w:p>
-    <w:p>
-      <w:pPr>
-        <w:pStyle w:val="BodyText"/>
-      </w:pPr>
+        <w:t xml:space="preserve">ecosystem expenses with Chase as creditor</w:t>
+      </w:r>
+      <w:r>
+        <w:t xml:space="preserve">, with any revenue that came in through the same personal account treated as</w:t>
+      </w:r>
+      <w:r>
+        <w:t xml:space="preserve"> </w:t>
+      </w:r>
       <w:r>
         <w:rPr>
           <w:b/>
           <w:bCs/>
         </w:rPr>
-        <w:t xml:space="preserve">On Chase’s local machine</w:t>
-      </w:r>
-      <w:r>
-        <w:t xml:space="preserve"> </w:t>
-      </w:r>
-      <w:r>
-        <w:t xml:space="preserve">(per CLAUDE.md, under</w:t>
-      </w:r>
-      <w:r>
-        <w:t xml:space="preserve"> </w:t>
-      </w:r>
-      <w:r>
-        <w:rPr>
-          <w:rStyle w:val="VerbatimChar"/>
-        </w:rPr>
-        <w:t xml:space="preserve">~/tax-db/</w:t>
-      </w:r>
-      <w:r>
-        <w:t xml:space="preserve"> </w:t>
-      </w:r>
-      <w:r>
-        <w:t xml:space="preserve">— note: may or may not be in the repo tax-db/ depending on sync state):</w:t>
-      </w:r>
-      <w:r>
-        <w:t xml:space="preserve"> </w:t>
-      </w:r>
-      <w:r>
-        <w:t xml:space="preserve">-</w:t>
-      </w:r>
-      <w:r>
-        <w:t xml:space="preserve"> </w:t>
-      </w:r>
-      <w:r>
-        <w:rPr>
-          <w:rStyle w:val="VerbatimChar"/>
-        </w:rPr>
-        <w:t xml:space="preserve">ENTITY_REGISTRY.md</w:t>
-      </w:r>
-      <w:r>
-        <w:t xml:space="preserve"> </w:t>
-      </w:r>
-      <w:r>
-        <w:t xml:space="preserve">— all entities, EINs, formation docs</w:t>
-      </w:r>
-      <w:r>
-        <w:t xml:space="preserve"> </w:t>
-      </w:r>
-      <w:r>
-        <w:t xml:space="preserve">-</w:t>
-      </w:r>
-      <w:r>
-        <w:t xml:space="preserve"> </w:t>
-      </w:r>
-      <w:r>
-        <w:rPr>
-          <w:rStyle w:val="VerbatimChar"/>
-        </w:rPr>
-        <w:t xml:space="preserve">REPORT_FOR_TRACY.md</w:t>
-      </w:r>
-      <w:r>
-        <w:t xml:space="preserve"> </w:t>
-      </w:r>
-      <w:r>
-        <w:t xml:space="preserve">— prior Senate-style tax audit report</w:t>
-      </w:r>
-      <w:r>
-        <w:t xml:space="preserve"> </w:t>
-      </w:r>
-      <w:r>
-        <w:t xml:space="preserve">-</w:t>
-      </w:r>
-      <w:r>
-        <w:t xml:space="preserve"> </w:t>
-      </w:r>
-      <w:r>
-        <w:rPr>
-          <w:rStyle w:val="VerbatimChar"/>
-        </w:rPr>
-        <w:t xml:space="preserve">PRODUCT_GAP_ANALYSIS.md</w:t>
-      </w:r>
-      <w:r>
-        <w:t xml:space="preserve"> </w:t>
-      </w:r>
-      <w:r>
-        <w:t xml:space="preserve">— honest matrix of what MBT replaces vs integrates vs doesn’t have</w:t>
-      </w:r>
-      <w:r>
-        <w:t xml:space="preserve"> </w:t>
-      </w:r>
-      <w:r>
-        <w:t xml:space="preserve">-</w:t>
-      </w:r>
-      <w:r>
-        <w:t xml:space="preserve"> </w:t>
-      </w:r>
-      <w:r>
-        <w:rPr>
-          <w:rStyle w:val="VerbatimChar"/>
-        </w:rPr>
-        <w:t xml:space="preserve">ECOSYSTEM_PIPELINE.md</w:t>
-      </w:r>
-      <w:r>
-        <w:t xml:space="preserve"> </w:t>
-      </w:r>
-      <w:r>
-        <w:t xml:space="preserve">— full pipeline with ecosystem interconnections</w:t>
+        <w:t xml:space="preserve">ecosystem income</w:t>
+      </w:r>
+      <w:r>
+        <w:t xml:space="preserve"> </w:t>
+      </w:r>
+      <w:r>
+        <w:t xml:space="preserve">(not Chase’s personal income).</w:t>
       </w:r>
     </w:p>
     <w:p>
@@ -1457,25 +1134,13 @@
           <w:b/>
           <w:bCs/>
         </w:rPr>
-        <w:t xml:space="preserve">In Chase’s Google Drive</w:t>
-      </w:r>
-      <w:r>
-        <w:t xml:space="preserve"> </w:t>
-      </w:r>
-      <w:r>
-        <w:t xml:space="preserve">(per Chase 2026-04-20):</w:t>
-      </w:r>
-      <w:r>
-        <w:t xml:space="preserve"> </w:t>
-      </w:r>
-      <w:r>
-        <w:t xml:space="preserve">“Everything should be in my Google Drive too.”</w:t>
-      </w:r>
-      <w:r>
-        <w:t xml:space="preserve"> </w:t>
-      </w:r>
-      <w:r>
-        <w:t xml:space="preserve">The Drive copies are likely the most recent / human-readable versions. When the accountant engages, the Drive folder is probably the right entry point.</w:t>
+        <w:t xml:space="preserve">Framing per Chase 2026-04-20:</w:t>
+      </w:r>
+      <w:r>
+        <w:t xml:space="preserve"> </w:t>
+      </w:r>
+      <w:r>
+        <w:t xml:space="preserve">“Everything that I’ve done since I’ve been gone as an expense. This is the income that I generated from it.”</w:t>
       </w:r>
     </w:p>
     <w:p>
@@ -1483,32 +1148,25 @@
         <w:pStyle w:val="BodyText"/>
       </w:pPr>
       <w:r>
-        <w:rPr>
-          <w:b/>
-          <w:bCs/>
-        </w:rPr>
-        <w:t xml:space="preserve">QuickBooks:</w:t>
-      </w:r>
-      <w:r>
-        <w:t xml:space="preserve"> </w:t>
-      </w:r>
-      <w:r>
-        <w:t xml:space="preserve">Per Chase 2026-04-20, QuickBooks also holds Inn-specific records. The QuickBooks data is what seeded the $125k Inn cost basis in the break-even math. Accountant should reconcile the QuickBooks Inn P&amp;L against the</w:t>
-      </w:r>
-      <w:r>
-        <w:t xml:space="preserve"> </w:t>
-      </w:r>
-      <w:r>
-        <w:rPr>
-          <w:rStyle w:val="VerbatimChar"/>
-        </w:rPr>
-        <w:t xml:space="preserve">tax-db/*.csv</w:t>
-      </w:r>
-      <w:r>
-        <w:t xml:space="preserve"> </w:t>
-      </w:r>
-      <w:r>
-        <w:t xml:space="preserve">Chase-personal records to get a unified picture.</w:t>
+        <w:t xml:space="preserve">Concretely what this means:</w:t>
+      </w:r>
+      <w:r>
+        <w:t xml:space="preserve"> </w:t>
+      </w:r>
+      <w:r>
+        <w:t xml:space="preserve">- Every dollar Chase paid out of his personal account for ecosystem purposes (software subscriptions, travel, shipping, equipment, contractor payments, hosting, domains, Sprinter-wrap deposits, anything) = an expense owed back to Chase by the ecosystem</w:t>
+      </w:r>
+      <w:r>
+        <w:t xml:space="preserve"> </w:t>
+      </w:r>
+      <w:r>
+        <w:t xml:space="preserve">- Every dollar that came into Chase’s personal account from ecosystem work (photography invoices, consulting fees, platform services billed under Chase’s name because the MBT account wasn’t set up yet) = ecosystem revenue, not Chase personal income</w:t>
+      </w:r>
+      <w:r>
+        <w:t xml:space="preserve"> </w:t>
+      </w:r>
+      <w:r>
+        <w:t xml:space="preserve">- Net-out at the end of the period: if expenses &gt; revenues, the ecosystem owes Chase. If revenues &gt; expenses, Chase owes the ecosystem (or it’s offset against his distributions).</w:t>
       </w:r>
     </w:p>
     <w:p>
@@ -1516,41 +1174,7 @@
         <w:pStyle w:val="BodyText"/>
       </w:pPr>
       <w:r>
-        <w:rPr>
-          <w:b/>
-          <w:bCs/>
-        </w:rPr>
-        <w:t xml:space="preserve">Action for the accountant engagement:</w:t>
-      </w:r>
-      <w:r>
-        <w:t xml:space="preserve"> </w:t>
-      </w:r>
-      <w:r>
-        <w:t xml:space="preserve">run the Found.com 2025 + SoFi exports + QuickBooks Inn records through a single reconciliation pass and produce:</w:t>
-      </w:r>
-      <w:r>
-        <w:t xml:space="preserve"> </w:t>
-      </w:r>
-      <w:r>
-        <w:t xml:space="preserve">1. True Chase-personal-account ecosystem-expense total since the last time he was in Natchez</w:t>
-      </w:r>
-      <w:r>
-        <w:t xml:space="preserve"> </w:t>
-      </w:r>
-      <w:r>
-        <w:t xml:space="preserve">2. True Chase-personal-account ecosystem-income total same period</w:t>
-      </w:r>
-      <w:r>
-        <w:t xml:space="preserve"> </w:t>
-      </w:r>
-      <w:r>
-        <w:t xml:space="preserve">3. Net position (what the ecosystem owes Chase, or vice versa)</w:t>
-      </w:r>
-      <w:r>
-        <w:t xml:space="preserve"> </w:t>
-      </w:r>
-      <w:r>
-        <w:t xml:space="preserve">4. Reclassification entries for the December $2,500 Arden pass-through + the Jan $4k / Feb $2k / Mar ? platform investment payments</w:t>
+        <w:t xml:space="preserve">This bookkeeping true-up is separate from the Tracy+Amy investment tracking above. The two ledgers don’t touch each other — one is partners investing in the platform, the other is Chase’s personal-account pass-through activity being properly reclassified.</w:t>
       </w:r>
     </w:p>
     <w:p>
@@ -1561,7 +1185,482 @@
       </w:r>
     </w:p>
     <w:bookmarkEnd w:id="14"/>
-    <w:bookmarkStart w:id="15" w:name="action-items"/>
+    <w:bookmarkStart w:id="15" w:name="X51d8a713c18d3345f6810f98a4c8f5867f477d2"/>
+    <w:p>
+      <w:pPr>
+        <w:pStyle w:val="Heading2"/>
+      </w:pPr>
+      <w:r>
+        <w:t xml:space="preserve">Financial data locations — where the records live</w:t>
+      </w:r>
+    </w:p>
+    <w:p>
+      <w:pPr>
+        <w:pStyle w:val="FirstParagraph"/>
+      </w:pPr>
+      <w:r>
+        <w:t xml:space="preserve">Everything Chase has mentioned exists in one of these three places. Accountant / counsel should be pointed here for the full true-up:</w:t>
+      </w:r>
+    </w:p>
+    <w:p>
+      <w:pPr>
+        <w:pStyle w:val="BodyText"/>
+      </w:pPr>
+      <w:r>
+        <w:rPr>
+          <w:b/>
+          <w:bCs/>
+        </w:rPr>
+        <w:t xml:space="preserve">In this repo</w:t>
+      </w:r>
+      <w:r>
+        <w:t xml:space="preserve"> </w:t>
+      </w:r>
+      <w:r>
+        <w:t xml:space="preserve">(already imported, git-tracked):</w:t>
+      </w:r>
+      <w:r>
+        <w:t xml:space="preserve"> </w:t>
+      </w:r>
+      <w:r>
+        <w:t xml:space="preserve">-</w:t>
+      </w:r>
+      <w:r>
+        <w:t xml:space="preserve"> </w:t>
+      </w:r>
+      <w:r>
+        <w:rPr>
+          <w:rStyle w:val="VerbatimChar"/>
+        </w:rPr>
+        <w:t xml:space="preserve">tax-db/chase_finance.db</w:t>
+      </w:r>
+      <w:r>
+        <w:t xml:space="preserve"> </w:t>
+      </w:r>
+      <w:r>
+        <w:t xml:space="preserve">— SQLite master database (per CLAUDE.md: 15+ tables, 49 opportunities, $1.4M pipeline)</w:t>
+      </w:r>
+      <w:r>
+        <w:t xml:space="preserve"> </w:t>
+      </w:r>
+      <w:r>
+        <w:t xml:space="preserve">-</w:t>
+      </w:r>
+      <w:r>
+        <w:t xml:space="preserve"> </w:t>
+      </w:r>
+      <w:r>
+        <w:rPr>
+          <w:rStyle w:val="VerbatimChar"/>
+        </w:rPr>
+        <w:t xml:space="preserve">tax-db/reports/finance-report.md</w:t>
+      </w:r>
+      <w:r>
+        <w:t xml:space="preserve"> </w:t>
+      </w:r>
+      <w:r>
+        <w:t xml:space="preserve">— prior synthesis report</w:t>
+      </w:r>
+      <w:r>
+        <w:t xml:space="preserve"> </w:t>
+      </w:r>
+      <w:r>
+        <w:t xml:space="preserve">-</w:t>
+      </w:r>
+      <w:r>
+        <w:t xml:space="preserve"> </w:t>
+      </w:r>
+      <w:r>
+        <w:rPr>
+          <w:rStyle w:val="VerbatimChar"/>
+        </w:rPr>
+        <w:t xml:space="preserve">tax-db/sofi-checking.csv</w:t>
+      </w:r>
+      <w:r>
+        <w:t xml:space="preserve"> </w:t>
+      </w:r>
+      <w:r>
+        <w:t xml:space="preserve">— Chase’s SoFi checking account export</w:t>
+      </w:r>
+      <w:r>
+        <w:t xml:space="preserve"> </w:t>
+      </w:r>
+      <w:r>
+        <w:t xml:space="preserve">-</w:t>
+      </w:r>
+      <w:r>
+        <w:t xml:space="preserve"> </w:t>
+      </w:r>
+      <w:r>
+        <w:rPr>
+          <w:rStyle w:val="VerbatimChar"/>
+        </w:rPr>
+        <w:t xml:space="preserve">tax-db/sofi_all_statements.csv</w:t>
+      </w:r>
+      <w:r>
+        <w:t xml:space="preserve"> </w:t>
+      </w:r>
+      <w:r>
+        <w:t xml:space="preserve">— all SoFi statements</w:t>
+      </w:r>
+      <w:r>
+        <w:t xml:space="preserve"> </w:t>
+      </w:r>
+      <w:r>
+        <w:t xml:space="preserve">-</w:t>
+      </w:r>
+      <w:r>
+        <w:t xml:space="preserve"> </w:t>
+      </w:r>
+      <w:r>
+        <w:rPr>
+          <w:rStyle w:val="VerbatimChar"/>
+        </w:rPr>
+        <w:t xml:space="preserve">tax-db/found_2025_jan_apr.csv</w:t>
+      </w:r>
+      <w:r>
+        <w:t xml:space="preserve"> </w:t>
+      </w:r>
+      <w:r>
+        <w:t xml:space="preserve">— Found.com banking, Jan–Apr 2025</w:t>
+      </w:r>
+      <w:r>
+        <w:t xml:space="preserve"> </w:t>
+      </w:r>
+      <w:r>
+        <w:t xml:space="preserve">-</w:t>
+      </w:r>
+      <w:r>
+        <w:t xml:space="preserve"> </w:t>
+      </w:r>
+      <w:r>
+        <w:rPr>
+          <w:rStyle w:val="VerbatimChar"/>
+        </w:rPr>
+        <w:t xml:space="preserve">tax-db/found_2025_may_aug.csv</w:t>
+      </w:r>
+      <w:r>
+        <w:t xml:space="preserve"> </w:t>
+      </w:r>
+      <w:r>
+        <w:t xml:space="preserve">— Found.com banking, May–Aug 2025</w:t>
+      </w:r>
+      <w:r>
+        <w:t xml:space="preserve"> </w:t>
+      </w:r>
+      <w:r>
+        <w:t xml:space="preserve">-</w:t>
+      </w:r>
+      <w:r>
+        <w:t xml:space="preserve"> </w:t>
+      </w:r>
+      <w:r>
+        <w:rPr>
+          <w:rStyle w:val="VerbatimChar"/>
+        </w:rPr>
+        <w:t xml:space="preserve">tax-db/found_2025_sep_nov.csv</w:t>
+      </w:r>
+      <w:r>
+        <w:t xml:space="preserve"> </w:t>
+      </w:r>
+      <w:r>
+        <w:t xml:space="preserve">— Found.com banking, Sep–Nov 2025</w:t>
+      </w:r>
+      <w:r>
+        <w:t xml:space="preserve"> </w:t>
+      </w:r>
+      <w:r>
+        <w:t xml:space="preserve">-</w:t>
+      </w:r>
+      <w:r>
+        <w:t xml:space="preserve"> </w:t>
+      </w:r>
+      <w:r>
+        <w:rPr>
+          <w:rStyle w:val="VerbatimChar"/>
+        </w:rPr>
+        <w:t xml:space="preserve">tax-db/tax-returns/found 2023-24.csv</w:t>
+      </w:r>
+      <w:r>
+        <w:t xml:space="preserve"> </w:t>
+      </w:r>
+      <w:r>
+        <w:t xml:space="preserve">— older Found data for prior year</w:t>
+      </w:r>
+      <w:r>
+        <w:t xml:space="preserve"> </w:t>
+      </w:r>
+      <w:r>
+        <w:t xml:space="preserve">-</w:t>
+      </w:r>
+      <w:r>
+        <w:t xml:space="preserve"> </w:t>
+      </w:r>
+      <w:r>
+        <w:rPr>
+          <w:rStyle w:val="VerbatimChar"/>
+        </w:rPr>
+        <w:t xml:space="preserve">tax-db/tax-returns/found 2023-24 personal removed.csv</w:t>
+      </w:r>
+      <w:r>
+        <w:t xml:space="preserve"> </w:t>
+      </w:r>
+      <w:r>
+        <w:t xml:space="preserve">— same with personal filtered out</w:t>
+      </w:r>
+      <w:r>
+        <w:t xml:space="preserve"> </w:t>
+      </w:r>
+      <w:r>
+        <w:t xml:space="preserve">-</w:t>
+      </w:r>
+      <w:r>
+        <w:t xml:space="preserve"> </w:t>
+      </w:r>
+      <w:r>
+        <w:rPr>
+          <w:rStyle w:val="VerbatimChar"/>
+        </w:rPr>
+        <w:t xml:space="preserve">tax-db/Financial-Records/Chase_s Taxes 2024-25/</w:t>
+      </w:r>
+      <w:r>
+        <w:t xml:space="preserve"> </w:t>
+      </w:r>
+      <w:r>
+        <w:t xml:space="preserve">— tax prep folder</w:t>
+      </w:r>
+    </w:p>
+    <w:p>
+      <w:pPr>
+        <w:pStyle w:val="BodyText"/>
+      </w:pPr>
+      <w:r>
+        <w:rPr>
+          <w:b/>
+          <w:bCs/>
+        </w:rPr>
+        <w:t xml:space="preserve">On Chase’s local machine</w:t>
+      </w:r>
+      <w:r>
+        <w:t xml:space="preserve"> </w:t>
+      </w:r>
+      <w:r>
+        <w:t xml:space="preserve">(per CLAUDE.md, under</w:t>
+      </w:r>
+      <w:r>
+        <w:t xml:space="preserve"> </w:t>
+      </w:r>
+      <w:r>
+        <w:rPr>
+          <w:rStyle w:val="VerbatimChar"/>
+        </w:rPr>
+        <w:t xml:space="preserve">~/tax-db/</w:t>
+      </w:r>
+      <w:r>
+        <w:t xml:space="preserve"> </w:t>
+      </w:r>
+      <w:r>
+        <w:t xml:space="preserve">— note: may or may not be in the repo tax-db/ depending on sync state):</w:t>
+      </w:r>
+      <w:r>
+        <w:t xml:space="preserve"> </w:t>
+      </w:r>
+      <w:r>
+        <w:t xml:space="preserve">-</w:t>
+      </w:r>
+      <w:r>
+        <w:t xml:space="preserve"> </w:t>
+      </w:r>
+      <w:r>
+        <w:rPr>
+          <w:rStyle w:val="VerbatimChar"/>
+        </w:rPr>
+        <w:t xml:space="preserve">ENTITY_REGISTRY.md</w:t>
+      </w:r>
+      <w:r>
+        <w:t xml:space="preserve"> </w:t>
+      </w:r>
+      <w:r>
+        <w:t xml:space="preserve">— all entities, EINs, formation docs</w:t>
+      </w:r>
+      <w:r>
+        <w:t xml:space="preserve"> </w:t>
+      </w:r>
+      <w:r>
+        <w:t xml:space="preserve">-</w:t>
+      </w:r>
+      <w:r>
+        <w:t xml:space="preserve"> </w:t>
+      </w:r>
+      <w:r>
+        <w:rPr>
+          <w:rStyle w:val="VerbatimChar"/>
+        </w:rPr>
+        <w:t xml:space="preserve">REPORT_FOR_TRACY.md</w:t>
+      </w:r>
+      <w:r>
+        <w:t xml:space="preserve"> </w:t>
+      </w:r>
+      <w:r>
+        <w:t xml:space="preserve">— prior Senate-style tax audit report</w:t>
+      </w:r>
+      <w:r>
+        <w:t xml:space="preserve"> </w:t>
+      </w:r>
+      <w:r>
+        <w:t xml:space="preserve">-</w:t>
+      </w:r>
+      <w:r>
+        <w:t xml:space="preserve"> </w:t>
+      </w:r>
+      <w:r>
+        <w:rPr>
+          <w:rStyle w:val="VerbatimChar"/>
+        </w:rPr>
+        <w:t xml:space="preserve">PRODUCT_GAP_ANALYSIS.md</w:t>
+      </w:r>
+      <w:r>
+        <w:t xml:space="preserve"> </w:t>
+      </w:r>
+      <w:r>
+        <w:t xml:space="preserve">— honest matrix of what MBT replaces vs integrates vs doesn’t have</w:t>
+      </w:r>
+      <w:r>
+        <w:t xml:space="preserve"> </w:t>
+      </w:r>
+      <w:r>
+        <w:t xml:space="preserve">-</w:t>
+      </w:r>
+      <w:r>
+        <w:t xml:space="preserve"> </w:t>
+      </w:r>
+      <w:r>
+        <w:rPr>
+          <w:rStyle w:val="VerbatimChar"/>
+        </w:rPr>
+        <w:t xml:space="preserve">ECOSYSTEM_PIPELINE.md</w:t>
+      </w:r>
+      <w:r>
+        <w:t xml:space="preserve"> </w:t>
+      </w:r>
+      <w:r>
+        <w:t xml:space="preserve">— full pipeline with ecosystem interconnections</w:t>
+      </w:r>
+    </w:p>
+    <w:p>
+      <w:pPr>
+        <w:pStyle w:val="BodyText"/>
+      </w:pPr>
+      <w:r>
+        <w:rPr>
+          <w:b/>
+          <w:bCs/>
+        </w:rPr>
+        <w:t xml:space="preserve">In Chase’s Google Drive</w:t>
+      </w:r>
+      <w:r>
+        <w:t xml:space="preserve"> </w:t>
+      </w:r>
+      <w:r>
+        <w:t xml:space="preserve">(per Chase 2026-04-20):</w:t>
+      </w:r>
+      <w:r>
+        <w:t xml:space="preserve"> </w:t>
+      </w:r>
+      <w:r>
+        <w:t xml:space="preserve">“Everything should be in my Google Drive too.”</w:t>
+      </w:r>
+      <w:r>
+        <w:t xml:space="preserve"> </w:t>
+      </w:r>
+      <w:r>
+        <w:t xml:space="preserve">The Drive copies are likely the most recent / human-readable versions. When the accountant engages, the Drive folder is probably the right entry point.</w:t>
+      </w:r>
+    </w:p>
+    <w:p>
+      <w:pPr>
+        <w:pStyle w:val="BodyText"/>
+      </w:pPr>
+      <w:r>
+        <w:rPr>
+          <w:b/>
+          <w:bCs/>
+        </w:rPr>
+        <w:t xml:space="preserve">QuickBooks:</w:t>
+      </w:r>
+      <w:r>
+        <w:t xml:space="preserve"> </w:t>
+      </w:r>
+      <w:r>
+        <w:t xml:space="preserve">Per Chase 2026-04-20, QuickBooks also holds Inn-specific records. The QuickBooks data is what seeded the $125k Inn cost basis in the break-even math. Accountant should reconcile the QuickBooks Inn P&amp;L against the</w:t>
+      </w:r>
+      <w:r>
+        <w:t xml:space="preserve"> </w:t>
+      </w:r>
+      <w:r>
+        <w:rPr>
+          <w:rStyle w:val="VerbatimChar"/>
+        </w:rPr>
+        <w:t xml:space="preserve">tax-db/*.csv</w:t>
+      </w:r>
+      <w:r>
+        <w:t xml:space="preserve"> </w:t>
+      </w:r>
+      <w:r>
+        <w:t xml:space="preserve">Chase-personal records to get a unified picture.</w:t>
+      </w:r>
+    </w:p>
+    <w:p>
+      <w:pPr>
+        <w:pStyle w:val="BodyText"/>
+      </w:pPr>
+      <w:r>
+        <w:rPr>
+          <w:b/>
+          <w:bCs/>
+        </w:rPr>
+        <w:t xml:space="preserve">Action for the accountant engagement:</w:t>
+      </w:r>
+      <w:r>
+        <w:t xml:space="preserve"> </w:t>
+      </w:r>
+      <w:r>
+        <w:t xml:space="preserve">run the Found.com 2025 + SoFi exports + QuickBooks Inn records through a single reconciliation pass and produce:</w:t>
+      </w:r>
+      <w:r>
+        <w:t xml:space="preserve"> </w:t>
+      </w:r>
+      <w:r>
+        <w:t xml:space="preserve">1. True Chase-personal-account ecosystem-expense total since the last time he was in Natchez</w:t>
+      </w:r>
+      <w:r>
+        <w:t xml:space="preserve"> </w:t>
+      </w:r>
+      <w:r>
+        <w:t xml:space="preserve">2. True Chase-personal-account ecosystem-income total same period</w:t>
+      </w:r>
+      <w:r>
+        <w:t xml:space="preserve"> </w:t>
+      </w:r>
+      <w:r>
+        <w:t xml:space="preserve">3. Net position (what the ecosystem owes Chase, or vice versa)</w:t>
+      </w:r>
+      <w:r>
+        <w:t xml:space="preserve"> </w:t>
+      </w:r>
+      <w:r>
+        <w:t xml:space="preserve">4. Reclassification entries for the December $2,500 Arden pass-through + the Jan $4k / Feb $2k / Mar ? platform investment payments</w:t>
+      </w:r>
+    </w:p>
+    <w:p>
+      <w:r>
+        <w:pict>
+          <v:rect style="width:0;height:1.5pt" o:hralign="center" o:hrstd="t" o:hr="t"/>
+        </w:pict>
+      </w:r>
+    </w:p>
+    <w:bookmarkEnd w:id="15"/>
+    <w:bookmarkStart w:id="16" w:name="action-items"/>
     <w:p>
       <w:pPr>
         <w:pStyle w:val="Heading2"/>
@@ -1877,8 +1976,8 @@
         </w:pict>
       </w:r>
     </w:p>
-    <w:bookmarkEnd w:id="15"/>
-    <w:bookmarkStart w:id="16" w:name="cross-reference"/>
+    <w:bookmarkEnd w:id="16"/>
+    <w:bookmarkStart w:id="17" w:name="cross-reference"/>
     <w:p>
       <w:pPr>
         <w:pStyle w:val="Heading2"/>
@@ -1944,8 +2043,8 @@
         <w:t xml:space="preserve">End of history record.</w:t>
       </w:r>
     </w:p>
-    <w:bookmarkEnd w:id="16"/>
     <w:bookmarkEnd w:id="17"/>
+    <w:bookmarkEnd w:id="18"/>
     <w:sectPr>
       <w:footnotePr>
         <w:numRestart w:val="eachSect"/>
